--- a/reports/Практическая_работа_9_Организация_разработки.docx
+++ b/reports/Практическая_работа_9_Организация_разработки.docx
@@ -50,7 +50,7 @@
     </w:p>
     <w:p>
       <w:r>
-        <w:t>Проект: Legal Store</w:t>
+        <w:t>Проект: WinKey</w:t>
       </w:r>
     </w:p>
     <w:p>
@@ -91,7 +91,7 @@
     </w:p>
     <w:p>
       <w:r>
-        <w:t>В качестве проекта выбран Legal Store - веб-приложение интернет-магазина цифровых товаров и лицензионных ключей. Система предназначена для просмотра каталога, добавления товаров в корзину, оформления заказа, оплаты и автоматической выдачи цифрового товара.</w:t>
+        <w:t>В качестве проекта выбран WinKey - веб-приложение интернет-магазина цифровых товаров и лицензионных ключей. Система предназначена для просмотра каталога, добавления товаров в корзину, оформления заказа, оплаты и автоматической выдачи цифрового товара.</w:t>
       </w:r>
     </w:p>
     <w:p>
